--- a/public/Rahul_Byrapuneni_Resume.docx
+++ b/public/Rahul_Byrapuneni_Resume.docx
@@ -137,17 +137,90 @@
           <w:sz w:val="20"/>
           <w:szCs w:val="20"/>
         </w:rPr>
-        <w:t xml:space="preserve">| (463) 230-4443 | </w:t>
+        <w:t>| (463) 230-4443 |</w:t>
       </w:r>
       <w:hyperlink r:id="rId5" w:history="1">
         <w:r>
           <w:rPr>
             <w:rStyle w:val="Hyperlink"/>
-            <w:rFonts w:ascii="Calibri" w:eastAsia="Times New Roman" w:hAnsi="Calibri" w:cs="Calibri"/>
+            <w:rFonts w:ascii="Calibri" w:hAnsi="Calibri" w:cs="Calibri"/>
             <w:sz w:val="20"/>
             <w:szCs w:val="20"/>
           </w:rPr>
-          <w:t>Rahul Byrapuneni | LinkedIn</w:t>
+          <w:t>Linked</w:t>
+        </w:r>
+        <w:r>
+          <w:rPr>
+            <w:rStyle w:val="Hyperlink"/>
+            <w:rFonts w:ascii="Calibri" w:hAnsi="Calibri" w:cs="Calibri"/>
+            <w:sz w:val="20"/>
+            <w:szCs w:val="20"/>
+          </w:rPr>
+          <w:t>I</w:t>
+        </w:r>
+        <w:r>
+          <w:rPr>
+            <w:rStyle w:val="Hyperlink"/>
+            <w:rFonts w:ascii="Calibri" w:hAnsi="Calibri" w:cs="Calibri"/>
+            <w:sz w:val="20"/>
+            <w:szCs w:val="20"/>
+          </w:rPr>
+          <w:t>n</w:t>
+        </w:r>
+      </w:hyperlink>
+      <w:r>
+        <w:rPr>
+          <w:rFonts w:ascii="Calibri" w:hAnsi="Calibri" w:cs="Calibri"/>
+          <w:sz w:val="20"/>
+          <w:szCs w:val="20"/>
+        </w:rPr>
+        <w:t xml:space="preserve"> | </w:t>
+      </w:r>
+      <w:hyperlink r:id="rId6" w:history="1">
+        <w:r>
+          <w:rPr>
+            <w:rStyle w:val="Hyperlink"/>
+            <w:rFonts w:ascii="Calibri" w:hAnsi="Calibri" w:cs="Calibri"/>
+            <w:sz w:val="20"/>
+            <w:szCs w:val="20"/>
+          </w:rPr>
+          <w:t>Git</w:t>
+        </w:r>
+        <w:r>
+          <w:rPr>
+            <w:rStyle w:val="Hyperlink"/>
+            <w:rFonts w:ascii="Calibri" w:hAnsi="Calibri" w:cs="Calibri"/>
+            <w:sz w:val="20"/>
+            <w:szCs w:val="20"/>
+          </w:rPr>
+          <w:t>Hub</w:t>
+        </w:r>
+      </w:hyperlink>
+      <w:r>
+        <w:rPr>
+          <w:rFonts w:ascii="Calibri" w:hAnsi="Calibri" w:cs="Calibri"/>
+          <w:sz w:val="20"/>
+          <w:szCs w:val="20"/>
+        </w:rPr>
+        <w:t xml:space="preserve"> |</w:t>
+      </w:r>
+      <w:r>
+        <w:rPr>
+          <w:rFonts w:ascii="Calibri" w:hAnsi="Calibri" w:cs="Calibri"/>
+          <w:sz w:val="20"/>
+          <w:szCs w:val="20"/>
+        </w:rPr>
+        <w:t xml:space="preserve"> </w:t>
+      </w:r>
+      <w:hyperlink r:id="rId7" w:history="1">
+        <w:r>
+          <w:rPr>
+            <w:rStyle w:val="Hyperlink"/>
+            <w:rFonts w:ascii="Calibri" w:hAnsi="Calibri" w:cs="Calibri"/>
+            <w:sz w:val="20"/>
+            <w:szCs w:val="20"/>
+          </w:rPr>
+          <w:t>Professional Portfolio</w:t>
         </w:r>
       </w:hyperlink>
     </w:p>
@@ -187,6 +260,18 @@
           <w:szCs w:val="21"/>
           <w:u w:val="single"/>
         </w:rPr>
+        <w:t xml:space="preserve">HIGHEST </w:t>
+      </w:r>
+      <w:r>
+        <w:rPr>
+          <w:rFonts w:ascii="Calibri" w:eastAsia="Palatino Linotype" w:hAnsi="Calibri" w:cs="Calibri"/>
+          <w:b/>
+          <w:bCs/>
+          <w:color w:val="000000" w:themeColor="text1"/>
+          <w:sz w:val="21"/>
+          <w:szCs w:val="21"/>
+          <w:u w:val="single"/>
+        </w:rPr>
         <w:t>EDUCATION:</w:t>
       </w:r>
     </w:p>
@@ -219,7 +304,7 @@
           <w:sz w:val="21"/>
           <w:szCs w:val="21"/>
         </w:rPr>
-        <w:t xml:space="preserve"> in Health Informati</w:t>
+        <w:t xml:space="preserve"> in Informati</w:t>
       </w:r>
       <w:r>
         <w:rPr>
@@ -280,6 +365,16 @@
           <w:szCs w:val="21"/>
         </w:rPr>
         <w:t xml:space="preserve"> </w:t>
+      </w:r>
+      <w:r>
+        <w:rPr>
+          <w:rStyle w:val="span"/>
+          <w:rFonts w:ascii="Calibri" w:eastAsia="Palatino Linotype" w:hAnsi="Calibri" w:cs="Calibri"/>
+          <w:color w:val="000000" w:themeColor="text1"/>
+          <w:sz w:val="21"/>
+          <w:szCs w:val="21"/>
+        </w:rPr>
+        <w:t xml:space="preserve">             </w:t>
       </w:r>
       <w:r>
         <w:rPr>
@@ -346,109 +441,249 @@
         <w:pStyle w:val="spanpaddedlineParagraph"/>
         <w:spacing w:line="276" w:lineRule="auto"/>
         <w:rPr>
-          <w:rStyle w:val="span"/>
-          <w:rFonts w:ascii="Calibri" w:eastAsia="Palatino Linotype" w:hAnsi="Calibri" w:cs="Calibri"/>
-          <w:color w:val="000000" w:themeColor="text1"/>
-          <w:sz w:val="21"/>
-          <w:szCs w:val="21"/>
-        </w:rPr>
-      </w:pPr>
-      <w:r>
-        <w:rPr>
-          <w:rStyle w:val="span"/>
+          <w:rFonts w:ascii="Calibri" w:eastAsia="Palatino Linotype" w:hAnsi="Calibri" w:cs="Calibri"/>
+          <w:i/>
+          <w:iCs/>
+          <w:color w:val="000000" w:themeColor="text1"/>
+          <w:sz w:val="21"/>
+          <w:szCs w:val="21"/>
+        </w:rPr>
+      </w:pPr>
+    </w:p>
+    <w:p>
+      <w:pPr>
+        <w:pStyle w:val="p"/>
+        <w:textAlignment w:val="baseline"/>
+        <w:rPr>
           <w:rFonts w:ascii="Calibri" w:eastAsia="Palatino Linotype" w:hAnsi="Calibri" w:cs="Calibri"/>
           <w:b/>
           <w:bCs/>
           <w:color w:val="000000" w:themeColor="text1"/>
           <w:sz w:val="21"/>
           <w:szCs w:val="21"/>
-        </w:rPr>
-        <w:t>Doctor of Pharmacy</w:t>
-      </w:r>
-      <w:r>
-        <w:rPr>
-          <w:rStyle w:val="span"/>
-          <w:rFonts w:ascii="Calibri" w:eastAsia="Palatino Linotype" w:hAnsi="Calibri" w:cs="Calibri"/>
-          <w:color w:val="000000" w:themeColor="text1"/>
-          <w:sz w:val="21"/>
-          <w:szCs w:val="21"/>
-        </w:rPr>
-        <w:t xml:space="preserve">                                                                                                                                      </w:t>
-      </w:r>
-      <w:r>
-        <w:rPr>
-          <w:rStyle w:val="span"/>
-          <w:rFonts w:ascii="Calibri" w:eastAsia="Palatino Linotype" w:hAnsi="Calibri" w:cs="Calibri"/>
-          <w:color w:val="000000" w:themeColor="text1"/>
-          <w:sz w:val="21"/>
-          <w:szCs w:val="21"/>
-        </w:rPr>
-        <w:t xml:space="preserve">    </w:t>
-      </w:r>
-      <w:r>
-        <w:rPr>
-          <w:rStyle w:val="span"/>
+          <w:u w:val="single"/>
+        </w:rPr>
+      </w:pPr>
+      <w:r>
+        <w:rPr>
           <w:rFonts w:ascii="Calibri" w:eastAsia="Palatino Linotype" w:hAnsi="Calibri" w:cs="Calibri"/>
           <w:b/>
           <w:bCs/>
           <w:color w:val="000000" w:themeColor="text1"/>
           <w:sz w:val="21"/>
           <w:szCs w:val="21"/>
-        </w:rPr>
-        <w:t>September 2014 – May 2020</w:t>
+          <w:u w:val="single"/>
+        </w:rPr>
+        <w:t>SKILLS</w:t>
+      </w:r>
+      <w:r>
+        <w:rPr>
+          <w:rFonts w:ascii="Calibri" w:eastAsia="Palatino Linotype" w:hAnsi="Calibri" w:cs="Calibri"/>
+          <w:b/>
+          <w:bCs/>
+          <w:color w:val="000000" w:themeColor="text1"/>
+          <w:sz w:val="21"/>
+          <w:szCs w:val="21"/>
+          <w:u w:val="single"/>
+        </w:rPr>
+        <w:t>:</w:t>
       </w:r>
     </w:p>
     <w:p>
       <w:pPr>
-        <w:pStyle w:val="spanpaddedlineParagraph"/>
-        <w:spacing w:line="276" w:lineRule="auto"/>
-        <w:rPr>
-          <w:rStyle w:val="span"/>
-          <w:rFonts w:ascii="Calibri" w:eastAsia="Palatino Linotype" w:hAnsi="Calibri" w:cs="Calibri"/>
-          <w:color w:val="000000" w:themeColor="text1"/>
-          <w:sz w:val="21"/>
-          <w:szCs w:val="21"/>
-        </w:rPr>
-      </w:pPr>
-      <w:r>
-        <w:rPr>
-          <w:rStyle w:val="span"/>
-          <w:rFonts w:ascii="Calibri" w:eastAsia="Palatino Linotype" w:hAnsi="Calibri" w:cs="Calibri"/>
-          <w:color w:val="000000" w:themeColor="text1"/>
-          <w:sz w:val="21"/>
-          <w:szCs w:val="21"/>
-        </w:rPr>
-        <w:t>Acharya Nagarjuna University</w:t>
-      </w:r>
-      <w:r>
-        <w:rPr>
-          <w:rStyle w:val="span"/>
-          <w:rFonts w:ascii="Calibri" w:eastAsia="Palatino Linotype" w:hAnsi="Calibri" w:cs="Calibri"/>
-          <w:color w:val="000000" w:themeColor="text1"/>
-          <w:sz w:val="21"/>
-          <w:szCs w:val="21"/>
-        </w:rPr>
-        <w:t>, India</w:t>
+        <w:pStyle w:val="p"/>
+        <w:spacing w:line="240" w:lineRule="atLeast"/>
+        <w:rPr>
+          <w:rFonts w:ascii="Calibri" w:eastAsia="Palatino Linotype" w:hAnsi="Calibri" w:cs="Calibri"/>
+          <w:color w:val="000000" w:themeColor="text1"/>
+          <w:sz w:val="21"/>
+          <w:szCs w:val="21"/>
+        </w:rPr>
+      </w:pPr>
+      <w:r>
+        <w:rPr>
+          <w:rFonts w:ascii="Calibri" w:eastAsia="Palatino Linotype" w:hAnsi="Calibri" w:cs="Calibri"/>
+          <w:b/>
+          <w:bCs/>
+          <w:color w:val="000000" w:themeColor="text1"/>
+          <w:sz w:val="21"/>
+          <w:szCs w:val="21"/>
+        </w:rPr>
+        <w:t>Healthcare Analytics:</w:t>
+      </w:r>
+      <w:r>
+        <w:rPr>
+          <w:rFonts w:ascii="Calibri" w:eastAsia="Palatino Linotype" w:hAnsi="Calibri" w:cs="Calibri"/>
+          <w:color w:val="000000" w:themeColor="text1"/>
+          <w:sz w:val="21"/>
+          <w:szCs w:val="21"/>
+        </w:rPr>
+        <w:t xml:space="preserve"> </w:t>
+      </w:r>
+      <w:r>
+        <w:rPr>
+          <w:rFonts w:ascii="Calibri" w:eastAsia="Palatino Linotype" w:hAnsi="Calibri" w:cs="Calibri"/>
+          <w:color w:val="000000" w:themeColor="text1"/>
+          <w:sz w:val="21"/>
+          <w:szCs w:val="21"/>
+        </w:rPr>
+        <w:t>Epic EHR,</w:t>
+      </w:r>
+      <w:r>
+        <w:rPr>
+          <w:rFonts w:ascii="Calibri" w:eastAsia="Palatino Linotype" w:hAnsi="Calibri" w:cs="Calibri"/>
+          <w:color w:val="000000" w:themeColor="text1"/>
+          <w:sz w:val="21"/>
+          <w:szCs w:val="21"/>
+        </w:rPr>
+        <w:t xml:space="preserve"> Cerner</w:t>
+      </w:r>
+      <w:r>
+        <w:rPr>
+          <w:rFonts w:ascii="Calibri" w:eastAsia="Palatino Linotype" w:hAnsi="Calibri" w:cs="Calibri"/>
+          <w:color w:val="000000" w:themeColor="text1"/>
+          <w:sz w:val="21"/>
+          <w:szCs w:val="21"/>
+        </w:rPr>
+        <w:t xml:space="preserve"> EHR, Credible EMR, XML/HL7 processing, Clinical KPIs, Quality metrics</w:t>
       </w:r>
     </w:p>
     <w:p>
       <w:pPr>
-        <w:pStyle w:val="spanpaddedlineParagraph"/>
-        <w:spacing w:line="276" w:lineRule="auto"/>
-        <w:rPr>
-          <w:rFonts w:ascii="Calibri" w:eastAsia="Palatino Linotype" w:hAnsi="Calibri" w:cs="Calibri"/>
-          <w:i/>
-          <w:iCs/>
-          <w:color w:val="000000" w:themeColor="text1"/>
-          <w:sz w:val="21"/>
-          <w:szCs w:val="21"/>
-        </w:rPr>
-      </w:pPr>
+        <w:pStyle w:val="p"/>
+        <w:spacing w:line="240" w:lineRule="atLeast"/>
+        <w:rPr>
+          <w:rFonts w:ascii="Calibri" w:eastAsia="Palatino Linotype" w:hAnsi="Calibri" w:cs="Calibri"/>
+          <w:color w:val="000000" w:themeColor="text1"/>
+          <w:sz w:val="21"/>
+          <w:szCs w:val="21"/>
+        </w:rPr>
+      </w:pPr>
+      <w:r>
+        <w:rPr>
+          <w:rFonts w:ascii="Calibri" w:eastAsia="Palatino Linotype" w:hAnsi="Calibri" w:cs="Calibri"/>
+          <w:b/>
+          <w:bCs/>
+          <w:color w:val="000000" w:themeColor="text1"/>
+          <w:sz w:val="21"/>
+          <w:szCs w:val="21"/>
+        </w:rPr>
+        <w:t>Data Tools:</w:t>
+      </w:r>
+      <w:r>
+        <w:rPr>
+          <w:rFonts w:ascii="Calibri" w:eastAsia="Palatino Linotype" w:hAnsi="Calibri" w:cs="Calibri"/>
+          <w:color w:val="000000" w:themeColor="text1"/>
+          <w:sz w:val="21"/>
+          <w:szCs w:val="21"/>
+        </w:rPr>
+        <w:t xml:space="preserve"> SQL, </w:t>
+      </w:r>
+      <w:r>
+        <w:rPr>
+          <w:rFonts w:ascii="Calibri" w:eastAsia="Palatino Linotype" w:hAnsi="Calibri" w:cs="Calibri"/>
+          <w:color w:val="000000" w:themeColor="text1"/>
+          <w:sz w:val="21"/>
+          <w:szCs w:val="21"/>
+        </w:rPr>
+        <w:t>T-SQL</w:t>
+      </w:r>
+      <w:r>
+        <w:rPr>
+          <w:rFonts w:ascii="Calibri" w:eastAsia="Palatino Linotype" w:hAnsi="Calibri" w:cs="Calibri"/>
+          <w:color w:val="000000" w:themeColor="text1"/>
+          <w:sz w:val="21"/>
+          <w:szCs w:val="21"/>
+        </w:rPr>
+        <w:t>, Python (Pandas, NumPy</w:t>
+      </w:r>
+      <w:r>
+        <w:rPr>
+          <w:rFonts w:ascii="Calibri" w:eastAsia="Palatino Linotype" w:hAnsi="Calibri" w:cs="Calibri"/>
+          <w:color w:val="000000" w:themeColor="text1"/>
+          <w:sz w:val="21"/>
+          <w:szCs w:val="21"/>
+        </w:rPr>
+        <w:t>),</w:t>
+      </w:r>
+      <w:r>
+        <w:rPr>
+          <w:rFonts w:ascii="Calibri" w:eastAsia="Palatino Linotype" w:hAnsi="Calibri" w:cs="Calibri"/>
+          <w:color w:val="000000" w:themeColor="text1"/>
+          <w:sz w:val="21"/>
+          <w:szCs w:val="21"/>
+        </w:rPr>
+        <w:t xml:space="preserve"> </w:t>
+      </w:r>
+      <w:proofErr w:type="spellStart"/>
+      <w:r>
+        <w:rPr>
+          <w:rFonts w:ascii="Calibri" w:eastAsia="Palatino Linotype" w:hAnsi="Calibri" w:cs="Calibri"/>
+          <w:color w:val="000000" w:themeColor="text1"/>
+          <w:sz w:val="21"/>
+          <w:szCs w:val="21"/>
+        </w:rPr>
+        <w:t>REDCap</w:t>
+      </w:r>
+      <w:proofErr w:type="spellEnd"/>
+      <w:r>
+        <w:rPr>
+          <w:rFonts w:ascii="Calibri" w:eastAsia="Palatino Linotype" w:hAnsi="Calibri" w:cs="Calibri"/>
+          <w:color w:val="000000" w:themeColor="text1"/>
+          <w:sz w:val="21"/>
+          <w:szCs w:val="21"/>
+        </w:rPr>
+        <w:t>,</w:t>
+      </w:r>
+      <w:r>
+        <w:rPr>
+          <w:rFonts w:ascii="Calibri" w:eastAsia="Palatino Linotype" w:hAnsi="Calibri" w:cs="Calibri"/>
+          <w:color w:val="000000" w:themeColor="text1"/>
+          <w:sz w:val="21"/>
+          <w:szCs w:val="21"/>
+        </w:rPr>
+        <w:t xml:space="preserve"> </w:t>
+      </w:r>
+      <w:r>
+        <w:rPr>
+          <w:rFonts w:ascii="Calibri" w:eastAsia="Palatino Linotype" w:hAnsi="Calibri" w:cs="Calibri"/>
+          <w:color w:val="000000" w:themeColor="text1"/>
+          <w:sz w:val="21"/>
+          <w:szCs w:val="21"/>
+        </w:rPr>
+        <w:t>Snowflake</w:t>
+      </w:r>
+      <w:r>
+        <w:rPr>
+          <w:rFonts w:ascii="Calibri" w:eastAsia="Palatino Linotype" w:hAnsi="Calibri" w:cs="Calibri"/>
+          <w:color w:val="000000" w:themeColor="text1"/>
+          <w:sz w:val="21"/>
+          <w:szCs w:val="21"/>
+        </w:rPr>
+        <w:t>,</w:t>
+      </w:r>
+      <w:r>
+        <w:rPr>
+          <w:rFonts w:ascii="Calibri" w:eastAsia="Palatino Linotype" w:hAnsi="Calibri" w:cs="Calibri"/>
+          <w:color w:val="000000" w:themeColor="text1"/>
+          <w:sz w:val="21"/>
+          <w:szCs w:val="21"/>
+        </w:rPr>
+        <w:t xml:space="preserve"> R, Excel (Power Query, Pivot Tables)</w:t>
+      </w:r>
     </w:p>
     <w:p>
       <w:pPr>
         <w:pStyle w:val="p"/>
-        <w:textAlignment w:val="baseline"/>
+        <w:spacing w:line="240" w:lineRule="atLeast"/>
+        <w:rPr>
+          <w:rFonts w:ascii="Calibri" w:eastAsia="Palatino Linotype" w:hAnsi="Calibri" w:cs="Calibri"/>
+          <w:color w:val="000000" w:themeColor="text1"/>
+          <w:sz w:val="21"/>
+          <w:szCs w:val="21"/>
+        </w:rPr>
+      </w:pPr>
+      <w:r>
         <w:rPr>
           <w:rFonts w:ascii="Calibri" w:eastAsia="Palatino Linotype" w:hAnsi="Calibri" w:cs="Calibri"/>
           <w:b/>
@@ -456,7 +691,46 @@
           <w:color w:val="000000" w:themeColor="text1"/>
           <w:sz w:val="21"/>
           <w:szCs w:val="21"/>
-          <w:u w:val="single"/>
+        </w:rPr>
+        <w:t>BI &amp; Reporting:</w:t>
+      </w:r>
+      <w:r>
+        <w:rPr>
+          <w:rFonts w:ascii="Calibri" w:eastAsia="Palatino Linotype" w:hAnsi="Calibri" w:cs="Calibri"/>
+          <w:color w:val="000000" w:themeColor="text1"/>
+          <w:sz w:val="21"/>
+          <w:szCs w:val="21"/>
+        </w:rPr>
+        <w:t xml:space="preserve"> Power </w:t>
+      </w:r>
+      <w:r>
+        <w:rPr>
+          <w:rFonts w:ascii="Calibri" w:eastAsia="Palatino Linotype" w:hAnsi="Calibri" w:cs="Calibri"/>
+          <w:color w:val="000000" w:themeColor="text1"/>
+          <w:sz w:val="21"/>
+          <w:szCs w:val="21"/>
+        </w:rPr>
+        <w:t>BI, Tableau</w:t>
+      </w:r>
+      <w:r>
+        <w:rPr>
+          <w:rFonts w:ascii="Calibri" w:eastAsia="Palatino Linotype" w:hAnsi="Calibri" w:cs="Calibri"/>
+          <w:color w:val="000000" w:themeColor="text1"/>
+          <w:sz w:val="21"/>
+          <w:szCs w:val="21"/>
+        </w:rPr>
+        <w:t>, ETL pipelines, Data Modeling, Report Automation</w:t>
+      </w:r>
+    </w:p>
+    <w:p>
+      <w:pPr>
+        <w:pStyle w:val="p"/>
+        <w:spacing w:line="240" w:lineRule="atLeast"/>
+        <w:rPr>
+          <w:rFonts w:ascii="Calibri" w:eastAsia="Palatino Linotype" w:hAnsi="Calibri" w:cs="Calibri"/>
+          <w:color w:val="000000" w:themeColor="text1"/>
+          <w:sz w:val="21"/>
+          <w:szCs w:val="21"/>
         </w:rPr>
       </w:pPr>
       <w:r>
@@ -467,268 +741,17 @@
           <w:color w:val="000000" w:themeColor="text1"/>
           <w:sz w:val="21"/>
           <w:szCs w:val="21"/>
-          <w:u w:val="single"/>
-        </w:rPr>
-        <w:t>SKILLS</w:t>
-      </w:r>
-      <w:r>
-        <w:rPr>
-          <w:rFonts w:ascii="Calibri" w:eastAsia="Palatino Linotype" w:hAnsi="Calibri" w:cs="Calibri"/>
-          <w:b/>
-          <w:bCs/>
-          <w:color w:val="000000" w:themeColor="text1"/>
-          <w:sz w:val="21"/>
-          <w:szCs w:val="21"/>
-          <w:u w:val="single"/>
-        </w:rPr>
-        <w:t>:</w:t>
-      </w:r>
-    </w:p>
-    <w:p>
-      <w:pPr>
-        <w:pStyle w:val="p"/>
-        <w:spacing w:line="240" w:lineRule="atLeast"/>
-        <w:rPr>
-          <w:rFonts w:ascii="Calibri" w:eastAsia="Palatino Linotype" w:hAnsi="Calibri" w:cs="Calibri"/>
-          <w:color w:val="000000" w:themeColor="text1"/>
-          <w:sz w:val="21"/>
-          <w:szCs w:val="21"/>
-        </w:rPr>
-      </w:pPr>
-      <w:r>
-        <w:rPr>
-          <w:rFonts w:ascii="Calibri" w:eastAsia="Palatino Linotype" w:hAnsi="Calibri" w:cs="Calibri"/>
-          <w:b/>
-          <w:bCs/>
-          <w:color w:val="000000" w:themeColor="text1"/>
-          <w:sz w:val="21"/>
-          <w:szCs w:val="21"/>
-        </w:rPr>
-        <w:t>Healthcare Analytics:</w:t>
-      </w:r>
-      <w:r>
-        <w:rPr>
-          <w:rFonts w:ascii="Calibri" w:eastAsia="Palatino Linotype" w:hAnsi="Calibri" w:cs="Calibri"/>
-          <w:color w:val="000000" w:themeColor="text1"/>
-          <w:sz w:val="21"/>
-          <w:szCs w:val="21"/>
-        </w:rPr>
-        <w:t xml:space="preserve"> </w:t>
-      </w:r>
-      <w:r>
-        <w:rPr>
-          <w:rFonts w:ascii="Calibri" w:eastAsia="Palatino Linotype" w:hAnsi="Calibri" w:cs="Calibri"/>
-          <w:color w:val="000000" w:themeColor="text1"/>
-          <w:sz w:val="21"/>
-          <w:szCs w:val="21"/>
-        </w:rPr>
-        <w:t>Epic EHR,</w:t>
-      </w:r>
-      <w:r>
-        <w:rPr>
-          <w:rFonts w:ascii="Calibri" w:eastAsia="Palatino Linotype" w:hAnsi="Calibri" w:cs="Calibri"/>
-          <w:color w:val="000000" w:themeColor="text1"/>
-          <w:sz w:val="21"/>
-          <w:szCs w:val="21"/>
-        </w:rPr>
-        <w:t xml:space="preserve"> Cerner</w:t>
-      </w:r>
-      <w:r>
-        <w:rPr>
-          <w:rFonts w:ascii="Calibri" w:eastAsia="Palatino Linotype" w:hAnsi="Calibri" w:cs="Calibri"/>
-          <w:color w:val="000000" w:themeColor="text1"/>
-          <w:sz w:val="21"/>
-          <w:szCs w:val="21"/>
-        </w:rPr>
-        <w:t xml:space="preserve"> EHR, Credible EMR, XML/HL7 processing, Clinical KPIs, Quality metrics</w:t>
-      </w:r>
-    </w:p>
-    <w:p>
-      <w:pPr>
-        <w:pStyle w:val="p"/>
-        <w:spacing w:line="240" w:lineRule="atLeast"/>
-        <w:rPr>
-          <w:rFonts w:ascii="Calibri" w:eastAsia="Palatino Linotype" w:hAnsi="Calibri" w:cs="Calibri"/>
-          <w:color w:val="000000" w:themeColor="text1"/>
-          <w:sz w:val="21"/>
-          <w:szCs w:val="21"/>
-        </w:rPr>
-      </w:pPr>
-      <w:r>
-        <w:rPr>
-          <w:rFonts w:ascii="Calibri" w:eastAsia="Palatino Linotype" w:hAnsi="Calibri" w:cs="Calibri"/>
-          <w:b/>
-          <w:bCs/>
-          <w:color w:val="000000" w:themeColor="text1"/>
-          <w:sz w:val="21"/>
-          <w:szCs w:val="21"/>
-        </w:rPr>
-        <w:t>Data Tools:</w:t>
-      </w:r>
-      <w:r>
-        <w:rPr>
-          <w:rFonts w:ascii="Calibri" w:eastAsia="Palatino Linotype" w:hAnsi="Calibri" w:cs="Calibri"/>
-          <w:color w:val="000000" w:themeColor="text1"/>
-          <w:sz w:val="21"/>
-          <w:szCs w:val="21"/>
-        </w:rPr>
-        <w:t xml:space="preserve"> SQL, </w:t>
-      </w:r>
-      <w:r>
-        <w:rPr>
-          <w:rFonts w:ascii="Calibri" w:eastAsia="Palatino Linotype" w:hAnsi="Calibri" w:cs="Calibri"/>
-          <w:color w:val="000000" w:themeColor="text1"/>
-          <w:sz w:val="21"/>
-          <w:szCs w:val="21"/>
-        </w:rPr>
-        <w:t xml:space="preserve">T-SQL, </w:t>
-      </w:r>
-      <w:r>
-        <w:rPr>
-          <w:rFonts w:ascii="Calibri" w:eastAsia="Palatino Linotype" w:hAnsi="Calibri" w:cs="Calibri"/>
-          <w:color w:val="000000" w:themeColor="text1"/>
-          <w:sz w:val="21"/>
-          <w:szCs w:val="21"/>
-        </w:rPr>
-        <w:t>PL/SQL, Python (Pandas, NumPy</w:t>
-      </w:r>
-      <w:r>
-        <w:rPr>
-          <w:rFonts w:ascii="Calibri" w:eastAsia="Palatino Linotype" w:hAnsi="Calibri" w:cs="Calibri"/>
-          <w:color w:val="000000" w:themeColor="text1"/>
-          <w:sz w:val="21"/>
-          <w:szCs w:val="21"/>
-        </w:rPr>
-        <w:t>),</w:t>
-      </w:r>
-      <w:r>
-        <w:rPr>
-          <w:rFonts w:ascii="Calibri" w:eastAsia="Palatino Linotype" w:hAnsi="Calibri" w:cs="Calibri"/>
-          <w:color w:val="000000" w:themeColor="text1"/>
-          <w:sz w:val="21"/>
-          <w:szCs w:val="21"/>
-        </w:rPr>
-        <w:t xml:space="preserve"> </w:t>
-      </w:r>
-      <w:proofErr w:type="spellStart"/>
-      <w:r>
-        <w:rPr>
-          <w:rFonts w:ascii="Calibri" w:eastAsia="Palatino Linotype" w:hAnsi="Calibri" w:cs="Calibri"/>
-          <w:color w:val="000000" w:themeColor="text1"/>
-          <w:sz w:val="21"/>
-          <w:szCs w:val="21"/>
-        </w:rPr>
-        <w:t>REDCap</w:t>
-      </w:r>
-      <w:proofErr w:type="spellEnd"/>
-      <w:r>
-        <w:rPr>
-          <w:rFonts w:ascii="Calibri" w:eastAsia="Palatino Linotype" w:hAnsi="Calibri" w:cs="Calibri"/>
-          <w:color w:val="000000" w:themeColor="text1"/>
-          <w:sz w:val="21"/>
-          <w:szCs w:val="21"/>
-        </w:rPr>
-        <w:t>,</w:t>
-      </w:r>
-      <w:r>
-        <w:rPr>
-          <w:rFonts w:ascii="Calibri" w:eastAsia="Palatino Linotype" w:hAnsi="Calibri" w:cs="Calibri"/>
-          <w:color w:val="000000" w:themeColor="text1"/>
-          <w:sz w:val="21"/>
-          <w:szCs w:val="21"/>
-        </w:rPr>
-        <w:t xml:space="preserve"> Microsoft Fabric,</w:t>
-      </w:r>
-      <w:r>
-        <w:rPr>
-          <w:rFonts w:ascii="Calibri" w:eastAsia="Palatino Linotype" w:hAnsi="Calibri" w:cs="Calibri"/>
-          <w:color w:val="000000" w:themeColor="text1"/>
-          <w:sz w:val="21"/>
-          <w:szCs w:val="21"/>
-        </w:rPr>
-        <w:t xml:space="preserve"> R, Excel (Power Query, Pivot Tables)</w:t>
-      </w:r>
-    </w:p>
-    <w:p>
-      <w:pPr>
-        <w:pStyle w:val="p"/>
-        <w:spacing w:line="240" w:lineRule="atLeast"/>
-        <w:rPr>
-          <w:rFonts w:ascii="Calibri" w:eastAsia="Palatino Linotype" w:hAnsi="Calibri" w:cs="Calibri"/>
-          <w:color w:val="000000" w:themeColor="text1"/>
-          <w:sz w:val="21"/>
-          <w:szCs w:val="21"/>
-        </w:rPr>
-      </w:pPr>
-      <w:r>
-        <w:rPr>
-          <w:rFonts w:ascii="Calibri" w:eastAsia="Palatino Linotype" w:hAnsi="Calibri" w:cs="Calibri"/>
-          <w:b/>
-          <w:bCs/>
-          <w:color w:val="000000" w:themeColor="text1"/>
-          <w:sz w:val="21"/>
-          <w:szCs w:val="21"/>
-        </w:rPr>
-        <w:t>BI &amp; Reporting:</w:t>
-      </w:r>
-      <w:r>
-        <w:rPr>
-          <w:rFonts w:ascii="Calibri" w:eastAsia="Palatino Linotype" w:hAnsi="Calibri" w:cs="Calibri"/>
-          <w:color w:val="000000" w:themeColor="text1"/>
-          <w:sz w:val="21"/>
-          <w:szCs w:val="21"/>
-        </w:rPr>
-        <w:t xml:space="preserve"> Power </w:t>
-      </w:r>
-      <w:r>
-        <w:rPr>
-          <w:rFonts w:ascii="Calibri" w:eastAsia="Palatino Linotype" w:hAnsi="Calibri" w:cs="Calibri"/>
-          <w:color w:val="000000" w:themeColor="text1"/>
-          <w:sz w:val="21"/>
-          <w:szCs w:val="21"/>
-        </w:rPr>
-        <w:t>BI, Tableau</w:t>
-      </w:r>
-      <w:r>
-        <w:rPr>
-          <w:rFonts w:ascii="Calibri" w:eastAsia="Palatino Linotype" w:hAnsi="Calibri" w:cs="Calibri"/>
-          <w:color w:val="000000" w:themeColor="text1"/>
-          <w:sz w:val="21"/>
-          <w:szCs w:val="21"/>
-        </w:rPr>
-        <w:t>, ETL pipelines, Data Modeling, Report Automation</w:t>
-      </w:r>
-    </w:p>
-    <w:p>
-      <w:pPr>
-        <w:pStyle w:val="p"/>
-        <w:spacing w:line="240" w:lineRule="atLeast"/>
-        <w:rPr>
-          <w:rFonts w:ascii="Calibri" w:eastAsia="Palatino Linotype" w:hAnsi="Calibri" w:cs="Calibri"/>
-          <w:color w:val="000000" w:themeColor="text1"/>
-          <w:sz w:val="21"/>
-          <w:szCs w:val="21"/>
-        </w:rPr>
-      </w:pPr>
-      <w:r>
-        <w:rPr>
-          <w:rFonts w:ascii="Calibri" w:eastAsia="Palatino Linotype" w:hAnsi="Calibri" w:cs="Calibri"/>
-          <w:b/>
-          <w:bCs/>
-          <w:color w:val="000000" w:themeColor="text1"/>
-          <w:sz w:val="21"/>
-          <w:szCs w:val="21"/>
-        </w:rPr>
-        <w:t>Healthcare Knowledge:</w:t>
-      </w:r>
-      <w:r>
-        <w:rPr>
-          <w:rFonts w:ascii="Calibri" w:eastAsia="Palatino Linotype" w:hAnsi="Calibri" w:cs="Calibri"/>
-          <w:color w:val="000000" w:themeColor="text1"/>
-          <w:sz w:val="21"/>
-          <w:szCs w:val="21"/>
-        </w:rPr>
-        <w:t xml:space="preserve"> HIPAA, Population Health, CMS/State Reporting, ICD-10/CPT (Exposure)</w:t>
+        </w:rPr>
+        <w:t>AI &amp; Cloud:</w:t>
+      </w:r>
+      <w:r>
+        <w:rPr>
+          <w:rFonts w:ascii="Calibri" w:eastAsia="Palatino Linotype" w:hAnsi="Calibri" w:cs="Calibri"/>
+          <w:color w:val="000000" w:themeColor="text1"/>
+          <w:sz w:val="21"/>
+          <w:szCs w:val="21"/>
+        </w:rPr>
+        <w:t xml:space="preserve"> AI-assisted Analytics, Prompt Engineering, Streamlit, Git, GitHub, Cloud Deployment</w:t>
       </w:r>
     </w:p>
     <w:p>
@@ -947,52 +970,40 @@
           <w:sz w:val="21"/>
           <w:szCs w:val="21"/>
         </w:rPr>
-        <w:t xml:space="preserve">Built </w:t>
-      </w:r>
-      <w:r>
-        <w:rPr>
-          <w:rFonts w:ascii="Calibri" w:eastAsia="Palatino Linotype" w:hAnsi="Calibri" w:cs="Calibri"/>
-          <w:color w:val="000000" w:themeColor="text1"/>
-          <w:sz w:val="21"/>
-          <w:szCs w:val="21"/>
-        </w:rPr>
-        <w:t>2</w:t>
-      </w:r>
-      <w:r>
-        <w:rPr>
-          <w:rFonts w:ascii="Calibri" w:eastAsia="Palatino Linotype" w:hAnsi="Calibri" w:cs="Calibri"/>
-          <w:color w:val="000000" w:themeColor="text1"/>
-          <w:sz w:val="21"/>
-          <w:szCs w:val="21"/>
-        </w:rPr>
-        <w:t xml:space="preserve">0+ </w:t>
-      </w:r>
-      <w:r>
-        <w:rPr>
-          <w:rFonts w:ascii="Calibri" w:eastAsia="Palatino Linotype" w:hAnsi="Calibri" w:cs="Calibri"/>
-          <w:color w:val="000000" w:themeColor="text1"/>
-          <w:sz w:val="21"/>
-          <w:szCs w:val="21"/>
-        </w:rPr>
-        <w:t>Power BI</w:t>
-      </w:r>
-      <w:r>
-        <w:rPr>
-          <w:rFonts w:ascii="Calibri" w:eastAsia="Palatino Linotype" w:hAnsi="Calibri" w:cs="Calibri"/>
-          <w:color w:val="000000" w:themeColor="text1"/>
-          <w:sz w:val="21"/>
-          <w:szCs w:val="21"/>
-        </w:rPr>
-        <w:t xml:space="preserve"> </w:t>
-      </w:r>
-      <w:r>
-        <w:rPr>
-          <w:rFonts w:ascii="Calibri" w:eastAsia="Palatino Linotype" w:hAnsi="Calibri" w:cs="Calibri"/>
-          <w:color w:val="000000" w:themeColor="text1"/>
-          <w:sz w:val="21"/>
-          <w:szCs w:val="21"/>
-        </w:rPr>
-        <w:t>dashboards for clinical, operational, and compliance KPIs across behavioral health programs.</w:t>
+        <w:t>Developed and maintained 20+ Power BI dashboards for</w:t>
+      </w:r>
+      <w:r>
+        <w:rPr>
+          <w:rFonts w:ascii="Calibri" w:eastAsia="Palatino Linotype" w:hAnsi="Calibri" w:cs="Calibri"/>
+          <w:color w:val="000000" w:themeColor="text1"/>
+          <w:sz w:val="21"/>
+          <w:szCs w:val="21"/>
+        </w:rPr>
+        <w:t xml:space="preserve"> clinical, operational, compliance, and financial KPIs</w:t>
+      </w:r>
+    </w:p>
+    <w:p>
+      <w:pPr>
+        <w:pStyle w:val="ListParagraph"/>
+        <w:numPr>
+          <w:ilvl w:val="0"/>
+          <w:numId w:val="3"/>
+        </w:numPr>
+        <w:rPr>
+          <w:rFonts w:ascii="Calibri" w:eastAsia="Palatino Linotype" w:hAnsi="Calibri" w:cs="Calibri"/>
+          <w:color w:val="000000" w:themeColor="text1"/>
+          <w:sz w:val="21"/>
+          <w:szCs w:val="21"/>
+        </w:rPr>
+      </w:pPr>
+      <w:r>
+        <w:rPr>
+          <w:rFonts w:ascii="Calibri" w:eastAsia="Palatino Linotype" w:hAnsi="Calibri" w:cs="Calibri"/>
+          <w:color w:val="000000" w:themeColor="text1"/>
+          <w:sz w:val="21"/>
+          <w:szCs w:val="21"/>
+        </w:rPr>
+        <w:t>Integrated Snowflake with Power BI and used SQL to extract, transform, validate, and model enterprise healthcare data for dashboards, ad hoc analysis, and regulatory reporting.</w:t>
       </w:r>
     </w:p>
     <w:p>
@@ -1018,7 +1029,7 @@
           <w:sz w:val="21"/>
           <w:szCs w:val="21"/>
         </w:rPr>
-        <w:t>Automated recurring clinical reports, reducing manual reporting workload by 40%.</w:t>
+        <w:t>Automated recurring reporting workflows, reducing manual reporting effort by approximately 40%, while identifying and resolving 300+ data inconsistencies monthly.</w:t>
       </w:r>
     </w:p>
     <w:p>
@@ -1044,7 +1055,7 @@
           <w:sz w:val="21"/>
           <w:szCs w:val="21"/>
         </w:rPr>
-        <w:t>Integrated data from multiple clinical systems to enhance reporting accuracy and trend analysis.</w:t>
+        <w:t>Developed SQL and DAX logic for key behavioral health metrics including appointment attendance, no-show rates, bed utilization, productivity, PHQ-9, WHODAS, and clinical outcomes.</w:t>
       </w:r>
     </w:p>
     <w:p>
@@ -1070,82 +1081,12 @@
           <w:sz w:val="21"/>
           <w:szCs w:val="21"/>
         </w:rPr>
-        <w:t>Flagged and resolved 300+ data inconsistencies monthly, ensuring reliable reporting for clinical teams.</w:t>
+        <w:t>Prepared validated datasets for CCBHC, SAMHSA, grants, audits, and state and federal compliance reporting.</w:t>
       </w:r>
     </w:p>
     <w:p>
       <w:pPr>
         <w:pStyle w:val="divdocumentdivsectiontitle"/>
-        <w:numPr>
-          <w:ilvl w:val="0"/>
-          <w:numId w:val="3"/>
-        </w:numPr>
-        <w:spacing w:line="276" w:lineRule="auto"/>
-        <w:textAlignment w:val="baseline"/>
-        <w:rPr>
-          <w:rFonts w:ascii="Calibri" w:eastAsia="Palatino Linotype" w:hAnsi="Calibri" w:cs="Calibri"/>
-          <w:color w:val="000000" w:themeColor="text1"/>
-          <w:sz w:val="21"/>
-          <w:szCs w:val="21"/>
-        </w:rPr>
-      </w:pPr>
-      <w:r>
-        <w:rPr>
-          <w:rFonts w:ascii="Calibri" w:eastAsia="Palatino Linotype" w:hAnsi="Calibri" w:cs="Calibri"/>
-          <w:color w:val="000000" w:themeColor="text1"/>
-          <w:sz w:val="21"/>
-          <w:szCs w:val="21"/>
-        </w:rPr>
-        <w:t>Designed relational database schemas improving data quality and reporting efficiency for population health initiatives.</w:t>
-      </w:r>
-    </w:p>
-    <w:p>
-      <w:pPr>
-        <w:pStyle w:val="divdocumentdivsectiontitle"/>
-        <w:numPr>
-          <w:ilvl w:val="0"/>
-          <w:numId w:val="3"/>
-        </w:numPr>
-        <w:spacing w:line="276" w:lineRule="auto"/>
-        <w:textAlignment w:val="baseline"/>
-        <w:rPr>
-          <w:rFonts w:ascii="Calibri" w:eastAsia="Palatino Linotype" w:hAnsi="Calibri" w:cs="Calibri"/>
-          <w:color w:val="000000" w:themeColor="text1"/>
-          <w:sz w:val="21"/>
-          <w:szCs w:val="21"/>
-        </w:rPr>
-      </w:pPr>
-      <w:r>
-        <w:rPr>
-          <w:rFonts w:ascii="Calibri" w:eastAsia="Palatino Linotype" w:hAnsi="Calibri" w:cs="Calibri"/>
-          <w:color w:val="000000" w:themeColor="text1"/>
-          <w:sz w:val="21"/>
-          <w:szCs w:val="21"/>
-        </w:rPr>
-        <w:t>Extracted, cleansed, and prepared datasets for state/federal compliance reporting</w:t>
-      </w:r>
-      <w:r>
-        <w:rPr>
-          <w:rFonts w:ascii="Calibri" w:eastAsia="Palatino Linotype" w:hAnsi="Calibri" w:cs="Calibri"/>
-          <w:color w:val="000000" w:themeColor="text1"/>
-          <w:sz w:val="21"/>
-          <w:szCs w:val="21"/>
-        </w:rPr>
-        <w:t xml:space="preserve"> (CCBHC, SAMSHA)</w:t>
-      </w:r>
-      <w:r>
-        <w:rPr>
-          <w:rFonts w:ascii="Calibri" w:eastAsia="Palatino Linotype" w:hAnsi="Calibri" w:cs="Calibri"/>
-          <w:color w:val="000000" w:themeColor="text1"/>
-          <w:sz w:val="21"/>
-          <w:szCs w:val="21"/>
-        </w:rPr>
-        <w:t xml:space="preserve"> and audits.</w:t>
-      </w:r>
-    </w:p>
-    <w:p>
-      <w:pPr>
-        <w:pStyle w:val="divdocumentdivsectiontitle"/>
         <w:spacing w:line="276" w:lineRule="auto"/>
         <w:rPr>
           <w:rFonts w:ascii="Calibri" w:eastAsia="Palatino Linotype" w:hAnsi="Calibri" w:cs="Calibri"/>
@@ -1207,7 +1148,7 @@
           <w:sz w:val="21"/>
           <w:szCs w:val="21"/>
         </w:rPr>
-        <w:t xml:space="preserve">America </w:t>
+        <w:t>America (Client:</w:t>
       </w:r>
       <w:r>
         <w:rPr>
@@ -1218,7 +1159,7 @@
           <w:sz w:val="21"/>
           <w:szCs w:val="21"/>
         </w:rPr>
-        <w:t xml:space="preserve"> –</w:t>
+        <w:t xml:space="preserve"> Dartmouth</w:t>
       </w:r>
       <w:r>
         <w:rPr>
@@ -1229,7 +1170,51 @@
           <w:sz w:val="21"/>
           <w:szCs w:val="21"/>
         </w:rPr>
-        <w:t xml:space="preserve"> NH</w:t>
+        <w:t xml:space="preserve"> Health</w:t>
+      </w:r>
+      <w:r>
+        <w:rPr>
+          <w:rFonts w:ascii="Calibri" w:eastAsia="Palatino Linotype" w:hAnsi="Calibri" w:cs="Calibri"/>
+          <w:i/>
+          <w:iCs/>
+          <w:color w:val="000000" w:themeColor="text1"/>
+          <w:sz w:val="21"/>
+          <w:szCs w:val="21"/>
+        </w:rPr>
+        <w:t>)</w:t>
+      </w:r>
+      <w:r>
+        <w:rPr>
+          <w:rFonts w:ascii="Calibri" w:eastAsia="Palatino Linotype" w:hAnsi="Calibri" w:cs="Calibri"/>
+          <w:i/>
+          <w:iCs/>
+          <w:color w:val="000000" w:themeColor="text1"/>
+          <w:sz w:val="21"/>
+          <w:szCs w:val="21"/>
+        </w:rPr>
+        <w:t xml:space="preserve"> – </w:t>
+      </w:r>
+      <w:r>
+        <w:rPr>
+          <w:rFonts w:ascii="Calibri" w:eastAsia="Palatino Linotype" w:hAnsi="Calibri" w:cs="Calibri"/>
+          <w:i/>
+          <w:iCs/>
+          <w:color w:val="000000" w:themeColor="text1"/>
+          <w:sz w:val="21"/>
+          <w:szCs w:val="21"/>
+        </w:rPr>
+        <w:t>Lebanon</w:t>
+      </w:r>
+      <w:r>
+        <w:rPr>
+          <w:rFonts w:ascii="Calibri" w:eastAsia="Palatino Linotype" w:hAnsi="Calibri" w:cs="Calibri"/>
+          <w:i/>
+          <w:iCs/>
+          <w:color w:val="000000" w:themeColor="text1"/>
+          <w:sz w:val="21"/>
+          <w:szCs w:val="21"/>
+        </w:rPr>
+        <w:t>, NH</w:t>
       </w:r>
       <w:r>
         <w:rPr>
@@ -1263,17 +1248,6 @@
           <w:szCs w:val="21"/>
         </w:rPr>
         <w:t xml:space="preserve">  </w:t>
-      </w:r>
-      <w:r>
-        <w:rPr>
-          <w:rFonts w:ascii="Calibri" w:eastAsia="Palatino Linotype" w:hAnsi="Calibri" w:cs="Calibri"/>
-          <w:b/>
-          <w:bCs/>
-          <w:color w:val="000000" w:themeColor="text1"/>
-          <w:sz w:val="21"/>
-          <w:szCs w:val="21"/>
-        </w:rPr>
-        <w:t xml:space="preserve">                                                                 </w:t>
       </w:r>
       <w:r>
         <w:rPr>
@@ -1326,7 +1300,16 @@
           <w:sz w:val="21"/>
           <w:szCs w:val="21"/>
         </w:rPr>
-        <w:t>Cerner EHR, improving data acquisition by 20%.</w:t>
+        <w:t>Cerner EHR, improving data acquisition</w:t>
+      </w:r>
+      <w:r>
+        <w:rPr>
+          <w:rFonts w:ascii="Calibri" w:eastAsia="Palatino Linotype" w:hAnsi="Calibri" w:cs="Calibri"/>
+          <w:color w:val="000000" w:themeColor="text1"/>
+          <w:sz w:val="21"/>
+          <w:szCs w:val="21"/>
+        </w:rPr>
+        <w:t>.</w:t>
       </w:r>
     </w:p>
     <w:p>
@@ -1551,40 +1534,7 @@
           <w:sz w:val="21"/>
           <w:szCs w:val="21"/>
         </w:rPr>
-        <w:t xml:space="preserve">     </w:t>
-      </w:r>
-      <w:r>
-        <w:rPr>
-          <w:rFonts w:ascii="Calibri" w:eastAsia="Palatino Linotype" w:hAnsi="Calibri" w:cs="Calibri"/>
-          <w:b/>
-          <w:bCs/>
-          <w:color w:val="000000" w:themeColor="text1"/>
-          <w:sz w:val="21"/>
-          <w:szCs w:val="21"/>
-        </w:rPr>
-        <w:t xml:space="preserve"> </w:t>
-      </w:r>
-      <w:r>
-        <w:rPr>
-          <w:rFonts w:ascii="Calibri" w:eastAsia="Palatino Linotype" w:hAnsi="Calibri" w:cs="Calibri"/>
-          <w:b/>
-          <w:bCs/>
-          <w:color w:val="000000" w:themeColor="text1"/>
-          <w:sz w:val="21"/>
-          <w:szCs w:val="21"/>
-        </w:rPr>
-        <w:t xml:space="preserve">  </w:t>
-      </w:r>
-      <w:r>
-        <w:rPr>
-          <w:rFonts w:ascii="Calibri" w:eastAsia="Palatino Linotype" w:hAnsi="Calibri" w:cs="Calibri"/>
-          <w:b/>
-          <w:bCs/>
-          <w:color w:val="000000" w:themeColor="text1"/>
-          <w:sz w:val="21"/>
-          <w:szCs w:val="21"/>
-        </w:rPr>
-        <w:t xml:space="preserve"> </w:t>
+        <w:t xml:space="preserve">       </w:t>
       </w:r>
       <w:r>
         <w:rPr>
@@ -1749,17 +1699,6 @@
           <w:sz w:val="21"/>
           <w:szCs w:val="21"/>
         </w:rPr>
-        <w:t xml:space="preserve">    </w:t>
-      </w:r>
-      <w:r>
-        <w:rPr>
-          <w:rFonts w:ascii="Calibri" w:eastAsia="Palatino Linotype" w:hAnsi="Calibri" w:cs="Calibri"/>
-          <w:b/>
-          <w:bCs/>
-          <w:color w:val="000000" w:themeColor="text1"/>
-          <w:sz w:val="21"/>
-          <w:szCs w:val="21"/>
-        </w:rPr>
         <w:t xml:space="preserve"> May 2019 - </w:t>
       </w:r>
       <w:r>
@@ -1918,39 +1857,49 @@
           <w:sz w:val="21"/>
           <w:szCs w:val="21"/>
         </w:rPr>
-        <w:t>Enterprise Data Governance</w:t>
-      </w:r>
-      <w:r>
-        <w:rPr>
-          <w:rFonts w:ascii="Calibri" w:eastAsia="Palatino Linotype" w:hAnsi="Calibri" w:cs="Calibri"/>
-          <w:b/>
-          <w:bCs/>
-          <w:color w:val="000000" w:themeColor="text1"/>
-          <w:sz w:val="21"/>
-          <w:szCs w:val="21"/>
-        </w:rPr>
-        <w:t xml:space="preserve"> Platform</w:t>
-      </w:r>
-      <w:r>
-        <w:rPr>
-          <w:rFonts w:ascii="Calibri" w:eastAsia="Palatino Linotype" w:hAnsi="Calibri" w:cs="Calibri"/>
-          <w:b/>
-          <w:bCs/>
-          <w:color w:val="000000" w:themeColor="text1"/>
-          <w:sz w:val="21"/>
-          <w:szCs w:val="21"/>
-        </w:rPr>
-        <w:t>:</w:t>
-      </w:r>
-      <w:r>
-        <w:rPr>
-          <w:rFonts w:ascii="Calibri" w:eastAsia="Palatino Linotype" w:hAnsi="Calibri" w:cs="Calibri"/>
-          <w:color w:val="000000" w:themeColor="text1"/>
-          <w:sz w:val="21"/>
-          <w:szCs w:val="21"/>
-        </w:rPr>
-        <w:t xml:space="preserve"> Designed the backend database schema, developed SQL-driven data quality checks, built and published a cloud-hosted dashboard that unified metadata, lineage, and quality metrics for enterprise visibility.</w:t>
-      </w:r>
+        <w:t xml:space="preserve">HealthFlow – Healthcare Data Trust Platform: </w:t>
+      </w:r>
+      <w:r>
+        <w:rPr>
+          <w:rFonts w:ascii="Calibri" w:eastAsia="Palatino Linotype" w:hAnsi="Calibri" w:cs="Calibri"/>
+          <w:color w:val="000000" w:themeColor="text1"/>
+          <w:sz w:val="21"/>
+          <w:szCs w:val="21"/>
+        </w:rPr>
+        <w:t>Designed and deployed a cloud-hosted healthcare data trust platform using Python, Streamlit, Duck DB, SQL, and REST APIs. Built automated data quality validation, trust scoring, audit logs, data lineage, pipeline monitoring, CMS and ClinicalTrials.gov integrations, and 70+ automated tests with Pytest.</w:t>
+      </w:r>
+    </w:p>
+    <w:p>
+      <w:pPr>
+        <w:pStyle w:val="ListParagraph"/>
+        <w:spacing w:line="276" w:lineRule="auto"/>
+        <w:rPr>
+          <w:rFonts w:ascii="Calibri" w:eastAsia="Palatino Linotype" w:hAnsi="Calibri" w:cs="Calibri"/>
+          <w:color w:val="000000" w:themeColor="text1"/>
+          <w:sz w:val="21"/>
+          <w:szCs w:val="21"/>
+        </w:rPr>
+      </w:pPr>
+      <w:r>
+        <w:rPr>
+          <w:rFonts w:ascii="Calibri" w:eastAsia="Palatino Linotype" w:hAnsi="Calibri" w:cs="Calibri"/>
+          <w:color w:val="000000" w:themeColor="text1"/>
+          <w:sz w:val="21"/>
+          <w:szCs w:val="21"/>
+        </w:rPr>
+        <w:t xml:space="preserve">Project link: </w:t>
+      </w:r>
+      <w:hyperlink r:id="rId8" w:history="1">
+        <w:r>
+          <w:rPr>
+            <w:rStyle w:val="Hyperlink"/>
+            <w:rFonts w:ascii="Calibri" w:eastAsia="Palatino Linotype" w:hAnsi="Calibri" w:cs="Calibri"/>
+            <w:sz w:val="21"/>
+            <w:szCs w:val="21"/>
+          </w:rPr>
+          <w:t>HealthFlow · Streamlit</w:t>
+        </w:r>
+      </w:hyperlink>
     </w:p>
     <w:p>
       <w:pPr>
@@ -1996,6 +1945,17 @@
         </w:rPr>
         <w:t xml:space="preserve"> </w:t>
       </w:r>
+    </w:p>
+    <w:p>
+      <w:pPr>
+        <w:spacing w:line="276" w:lineRule="auto"/>
+        <w:rPr>
+          <w:rFonts w:ascii="Calibri" w:eastAsia="Palatino Linotype" w:hAnsi="Calibri" w:cs="Calibri"/>
+          <w:color w:val="000000" w:themeColor="text1"/>
+          <w:sz w:val="21"/>
+          <w:szCs w:val="21"/>
+        </w:rPr>
+      </w:pPr>
     </w:p>
     <w:sectPr>
       <w:pgSz w:w="12240" w:h="15840"/>

--- a/public/Rahul_Byrapuneni_Resume.docx
+++ b/public/Rahul_Byrapuneni_Resume.docx
@@ -1148,7 +1148,7 @@
           <w:sz w:val="21"/>
           <w:szCs w:val="21"/>
         </w:rPr>
-        <w:t>America (Client:</w:t>
+        <w:t xml:space="preserve">America </w:t>
       </w:r>
       <w:r>
         <w:rPr>
@@ -1159,62 +1159,7 @@
           <w:sz w:val="21"/>
           <w:szCs w:val="21"/>
         </w:rPr>
-        <w:t xml:space="preserve"> Dartmouth</w:t>
-      </w:r>
-      <w:r>
-        <w:rPr>
-          <w:rFonts w:ascii="Calibri" w:eastAsia="Palatino Linotype" w:hAnsi="Calibri" w:cs="Calibri"/>
-          <w:i/>
-          <w:iCs/>
-          <w:color w:val="000000" w:themeColor="text1"/>
-          <w:sz w:val="21"/>
-          <w:szCs w:val="21"/>
-        </w:rPr>
-        <w:t xml:space="preserve"> Health</w:t>
-      </w:r>
-      <w:r>
-        <w:rPr>
-          <w:rFonts w:ascii="Calibri" w:eastAsia="Palatino Linotype" w:hAnsi="Calibri" w:cs="Calibri"/>
-          <w:i/>
-          <w:iCs/>
-          <w:color w:val="000000" w:themeColor="text1"/>
-          <w:sz w:val="21"/>
-          <w:szCs w:val="21"/>
-        </w:rPr>
-        <w:t>)</w:t>
-      </w:r>
-      <w:r>
-        <w:rPr>
-          <w:rFonts w:ascii="Calibri" w:eastAsia="Palatino Linotype" w:hAnsi="Calibri" w:cs="Calibri"/>
-          <w:i/>
-          <w:iCs/>
-          <w:color w:val="000000" w:themeColor="text1"/>
-          <w:sz w:val="21"/>
-          <w:szCs w:val="21"/>
-        </w:rPr>
-        <w:t xml:space="preserve"> – </w:t>
-      </w:r>
-      <w:r>
-        <w:rPr>
-          <w:rFonts w:ascii="Calibri" w:eastAsia="Palatino Linotype" w:hAnsi="Calibri" w:cs="Calibri"/>
-          <w:i/>
-          <w:iCs/>
-          <w:color w:val="000000" w:themeColor="text1"/>
-          <w:sz w:val="21"/>
-          <w:szCs w:val="21"/>
-        </w:rPr>
-        <w:t>Lebanon</w:t>
-      </w:r>
-      <w:r>
-        <w:rPr>
-          <w:rFonts w:ascii="Calibri" w:eastAsia="Palatino Linotype" w:hAnsi="Calibri" w:cs="Calibri"/>
-          <w:i/>
-          <w:iCs/>
-          <w:color w:val="000000" w:themeColor="text1"/>
-          <w:sz w:val="21"/>
-          <w:szCs w:val="21"/>
-        </w:rPr>
-        <w:t>, NH</w:t>
+        <w:t>– NH</w:t>
       </w:r>
       <w:r>
         <w:rPr>
@@ -1248,6 +1193,39 @@
           <w:szCs w:val="21"/>
         </w:rPr>
         <w:t xml:space="preserve">  </w:t>
+      </w:r>
+      <w:r>
+        <w:rPr>
+          <w:rFonts w:ascii="Calibri" w:eastAsia="Palatino Linotype" w:hAnsi="Calibri" w:cs="Calibri"/>
+          <w:b/>
+          <w:bCs/>
+          <w:color w:val="000000" w:themeColor="text1"/>
+          <w:sz w:val="21"/>
+          <w:szCs w:val="21"/>
+        </w:rPr>
+        <w:t xml:space="preserve">                                                            </w:t>
+      </w:r>
+      <w:r>
+        <w:rPr>
+          <w:rFonts w:ascii="Calibri" w:eastAsia="Palatino Linotype" w:hAnsi="Calibri" w:cs="Calibri"/>
+          <w:b/>
+          <w:bCs/>
+          <w:color w:val="000000" w:themeColor="text1"/>
+          <w:sz w:val="21"/>
+          <w:szCs w:val="21"/>
+        </w:rPr>
+        <w:t xml:space="preserve">    </w:t>
+      </w:r>
+      <w:r>
+        <w:rPr>
+          <w:rFonts w:ascii="Calibri" w:eastAsia="Palatino Linotype" w:hAnsi="Calibri" w:cs="Calibri"/>
+          <w:b/>
+          <w:bCs/>
+          <w:color w:val="000000" w:themeColor="text1"/>
+          <w:sz w:val="21"/>
+          <w:szCs w:val="21"/>
+        </w:rPr>
+        <w:t xml:space="preserve"> </w:t>
       </w:r>
       <w:r>
         <w:rPr>
@@ -1282,25 +1260,25 @@
           <w:sz w:val="21"/>
           <w:szCs w:val="21"/>
         </w:rPr>
-        <w:t xml:space="preserve">Designed ETL pipelines to extract structured/unstructured data from </w:t>
-      </w:r>
-      <w:r>
-        <w:rPr>
-          <w:rFonts w:ascii="Calibri" w:eastAsia="Palatino Linotype" w:hAnsi="Calibri" w:cs="Calibri"/>
-          <w:color w:val="000000" w:themeColor="text1"/>
-          <w:sz w:val="21"/>
-          <w:szCs w:val="21"/>
-        </w:rPr>
-        <w:t xml:space="preserve">Epic and </w:t>
-      </w:r>
-      <w:r>
-        <w:rPr>
-          <w:rFonts w:ascii="Calibri" w:eastAsia="Palatino Linotype" w:hAnsi="Calibri" w:cs="Calibri"/>
-          <w:color w:val="000000" w:themeColor="text1"/>
-          <w:sz w:val="21"/>
-          <w:szCs w:val="21"/>
-        </w:rPr>
-        <w:t>Cerner EHR, improving data acquisition</w:t>
+        <w:t>Designed ETL pipelines to extract structured/unstructured data from</w:t>
+      </w:r>
+      <w:r>
+        <w:rPr>
+          <w:rFonts w:ascii="Calibri" w:eastAsia="Palatino Linotype" w:hAnsi="Calibri" w:cs="Calibri"/>
+          <w:color w:val="000000" w:themeColor="text1"/>
+          <w:sz w:val="21"/>
+          <w:szCs w:val="21"/>
+        </w:rPr>
+        <w:t xml:space="preserve"> EHR's</w:t>
+      </w:r>
+      <w:r>
+        <w:rPr>
+          <w:rFonts w:ascii="Calibri" w:eastAsia="Palatino Linotype" w:hAnsi="Calibri" w:cs="Calibri"/>
+          <w:color w:val="000000" w:themeColor="text1"/>
+          <w:sz w:val="21"/>
+          <w:szCs w:val="21"/>
+        </w:rPr>
+        <w:t>, improving data acquisition</w:t>
       </w:r>
       <w:r>
         <w:rPr>
